--- a/public/labs/os/pz-25/ЛР5_ОС_Сценарії_Windows_Script_Host.docx
+++ b/public/labs/os/pz-25/ЛР5_ОС_Сценарії_Windows_Script_Host.docx
@@ -319,6 +319,7 @@
           <w:p>
             <w:pPr>
               <w:pStyle w:val="Compact"/>
+              <w:spacing w:before="0" w:after="0" w:line="240" w:lineRule="auto"/>
             </w:pPr>
             <w:r>
               <w:t xml:space="preserve">Характеристика</w:t>
@@ -330,6 +331,7 @@
           <w:p>
             <w:pPr>
               <w:pStyle w:val="Compact"/>
+              <w:spacing w:before="0" w:after="0" w:line="240" w:lineRule="auto"/>
             </w:pPr>
             <w:r>
               <w:rPr>
@@ -344,6 +346,7 @@
           <w:p>
             <w:pPr>
               <w:pStyle w:val="Compact"/>
+              <w:spacing w:before="0" w:after="0" w:line="240" w:lineRule="auto"/>
             </w:pPr>
             <w:r>
               <w:rPr>
@@ -360,6 +363,7 @@
           <w:p>
             <w:pPr>
               <w:pStyle w:val="Compact"/>
+              <w:spacing w:before="0" w:after="0" w:line="240" w:lineRule="auto"/>
             </w:pPr>
             <w:r>
               <w:t xml:space="preserve">Інтерфейс</w:t>
@@ -371,6 +375,7 @@
           <w:p>
             <w:pPr>
               <w:pStyle w:val="Compact"/>
+              <w:spacing w:before="0" w:after="0" w:line="240" w:lineRule="auto"/>
             </w:pPr>
             <w:r>
               <w:t xml:space="preserve">графічний, вікна повідомлень</w:t>
@@ -382,6 +387,7 @@
           <w:p>
             <w:pPr>
               <w:pStyle w:val="Compact"/>
+              <w:spacing w:before="0" w:after="0" w:line="240" w:lineRule="auto"/>
             </w:pPr>
             <w:r>
               <w:t xml:space="preserve">консольний, вивід у вікно cmd</w:t>
@@ -395,6 +401,7 @@
           <w:p>
             <w:pPr>
               <w:pStyle w:val="Compact"/>
+              <w:spacing w:before="0" w:after="0" w:line="240" w:lineRule="auto"/>
             </w:pPr>
             <w:r>
               <w:t xml:space="preserve">Вивід</w:t>
@@ -415,6 +422,7 @@
           <w:p>
             <w:pPr>
               <w:pStyle w:val="Compact"/>
+              <w:spacing w:before="0" w:after="0" w:line="240" w:lineRule="auto"/>
             </w:pPr>
             <w:r>
               <w:t xml:space="preserve">модальне вікно</w:t>
@@ -426,6 +434,7 @@
           <w:p>
             <w:pPr>
               <w:pStyle w:val="Compact"/>
+              <w:spacing w:before="0" w:after="0" w:line="240" w:lineRule="auto"/>
             </w:pPr>
             <w:r>
               <w:t xml:space="preserve">рядок у консолі</w:t>
@@ -439,6 +448,7 @@
           <w:p>
             <w:pPr>
               <w:pStyle w:val="Compact"/>
+              <w:spacing w:before="0" w:after="0" w:line="240" w:lineRule="auto"/>
             </w:pPr>
             <w:r>
               <w:t xml:space="preserve">Типове застосування</w:t>
@@ -450,6 +460,7 @@
           <w:p>
             <w:pPr>
               <w:pStyle w:val="Compact"/>
+              <w:spacing w:before="0" w:after="0" w:line="240" w:lineRule="auto"/>
             </w:pPr>
             <w:r>
               <w:t xml:space="preserve">взаємодія з користувачем</w:t>
@@ -461,6 +472,7 @@
           <w:p>
             <w:pPr>
               <w:pStyle w:val="Compact"/>
+              <w:spacing w:before="0" w:after="0" w:line="240" w:lineRule="auto"/>
             </w:pPr>
             <w:r>
               <w:t xml:space="preserve">автоматизація, планувальник</w:t>
@@ -474,6 +486,7 @@
           <w:p>
             <w:pPr>
               <w:pStyle w:val="Compact"/>
+              <w:spacing w:before="0" w:after="0" w:line="240" w:lineRule="auto"/>
             </w:pPr>
             <w:r>
               <w:t xml:space="preserve">Код повернення</w:t>
@@ -485,6 +498,7 @@
           <w:p>
             <w:pPr>
               <w:pStyle w:val="Compact"/>
+              <w:spacing w:before="0" w:after="0" w:line="240" w:lineRule="auto"/>
             </w:pPr>
             <w:r>
               <w:t xml:space="preserve">недоступний у скрипті-виклику</w:t>
@@ -496,6 +510,7 @@
           <w:p>
             <w:pPr>
               <w:pStyle w:val="Compact"/>
+              <w:spacing w:before="0" w:after="0" w:line="240" w:lineRule="auto"/>
             </w:pPr>
             <w:r>
               <w:t xml:space="preserve">доступний через</w:t>
@@ -883,6 +898,7 @@
           <w:p>
             <w:pPr>
               <w:pStyle w:val="Compact"/>
+              <w:spacing w:before="0" w:after="0" w:line="240" w:lineRule="auto"/>
             </w:pPr>
             <w:r>
               <w:t xml:space="preserve">Об’єкт</w:t>
@@ -894,6 +910,7 @@
           <w:p>
             <w:pPr>
               <w:pStyle w:val="Compact"/>
+              <w:spacing w:before="0" w:after="0" w:line="240" w:lineRule="auto"/>
             </w:pPr>
             <w:r>
               <w:t xml:space="preserve">Призначення</w:t>
@@ -905,6 +922,7 @@
           <w:p>
             <w:pPr>
               <w:pStyle w:val="Compact"/>
+              <w:spacing w:before="0" w:after="0" w:line="240" w:lineRule="auto"/>
             </w:pPr>
             <w:r>
               <w:t xml:space="preserve">Приклад можливостей</w:t>
@@ -918,6 +936,7 @@
           <w:p>
             <w:pPr>
               <w:pStyle w:val="Compact"/>
+              <w:spacing w:before="0" w:after="0" w:line="240" w:lineRule="auto"/>
             </w:pPr>
             <w:r>
               <w:rPr>
@@ -932,6 +951,7 @@
           <w:p>
             <w:pPr>
               <w:pStyle w:val="Compact"/>
+              <w:spacing w:before="0" w:after="0" w:line="240" w:lineRule="auto"/>
             </w:pPr>
             <w:r>
               <w:t xml:space="preserve">файлова система</w:t>
@@ -943,6 +963,7 @@
           <w:p>
             <w:pPr>
               <w:pStyle w:val="Compact"/>
+              <w:spacing w:before="0" w:after="0" w:line="240" w:lineRule="auto"/>
             </w:pPr>
             <w:r>
               <w:t xml:space="preserve">створення, копіювання, читання файлів, обхід каталогів</w:t>
@@ -956,6 +977,7 @@
           <w:p>
             <w:pPr>
               <w:pStyle w:val="Compact"/>
+              <w:spacing w:before="0" w:after="0" w:line="240" w:lineRule="auto"/>
             </w:pPr>
             <w:r>
               <w:rPr>
@@ -970,6 +992,7 @@
           <w:p>
             <w:pPr>
               <w:pStyle w:val="Compact"/>
+              <w:spacing w:before="0" w:after="0" w:line="240" w:lineRule="auto"/>
             </w:pPr>
             <w:r>
               <w:t xml:space="preserve">оболонка</w:t>
@@ -981,6 +1004,7 @@
           <w:p>
             <w:pPr>
               <w:pStyle w:val="Compact"/>
+              <w:spacing w:before="0" w:after="0" w:line="240" w:lineRule="auto"/>
             </w:pPr>
             <w:r>
               <w:t xml:space="preserve">запуск програм, змінні середовища, реєстр, ярлики</w:t>
@@ -994,6 +1018,7 @@
           <w:p>
             <w:pPr>
               <w:pStyle w:val="Compact"/>
+              <w:spacing w:before="0" w:after="0" w:line="240" w:lineRule="auto"/>
             </w:pPr>
             <w:r>
               <w:rPr>
@@ -1008,6 +1033,7 @@
           <w:p>
             <w:pPr>
               <w:pStyle w:val="Compact"/>
+              <w:spacing w:before="0" w:after="0" w:line="240" w:lineRule="auto"/>
             </w:pPr>
             <w:r>
               <w:t xml:space="preserve">мережеве оточення</w:t>
@@ -1019,6 +1045,7 @@
           <w:p>
             <w:pPr>
               <w:pStyle w:val="Compact"/>
+              <w:spacing w:before="0" w:after="0" w:line="240" w:lineRule="auto"/>
             </w:pPr>
             <w:r>
               <w:t xml:space="preserve">ім’я комп’ютера й користувача, мережеві диски та принтери</w:t>
@@ -1032,6 +1059,7 @@
           <w:p>
             <w:pPr>
               <w:pStyle w:val="Compact"/>
+              <w:spacing w:before="0" w:after="0" w:line="240" w:lineRule="auto"/>
             </w:pPr>
             <w:r>
               <w:rPr>
@@ -1052,6 +1080,7 @@
           <w:p>
             <w:pPr>
               <w:pStyle w:val="Compact"/>
+              <w:spacing w:before="0" w:after="0" w:line="240" w:lineRule="auto"/>
             </w:pPr>
             <w:r>
               <w:t xml:space="preserve">відомості про систему</w:t>
@@ -1063,6 +1092,7 @@
           <w:p>
             <w:pPr>
               <w:pStyle w:val="Compact"/>
+              <w:spacing w:before="0" w:after="0" w:line="240" w:lineRule="auto"/>
             </w:pPr>
             <w:r>
               <w:t xml:space="preserve">процеси, служби, диски, ОС, обладнання</w:t>
@@ -3403,6 +3433,7 @@
           <w:p>
             <w:pPr>
               <w:pStyle w:val="Compact"/>
+              <w:spacing w:before="0" w:after="0" w:line="240" w:lineRule="auto"/>
             </w:pPr>
             <w:r>
               <w:t xml:space="preserve">№</w:t>
@@ -3414,6 +3445,7 @@
           <w:p>
             <w:pPr>
               <w:pStyle w:val="Compact"/>
+              <w:spacing w:before="0" w:after="0" w:line="240" w:lineRule="auto"/>
             </w:pPr>
             <w:r>
               <w:t xml:space="preserve">Завдання сценарію</w:t>
@@ -3425,6 +3457,7 @@
           <w:p>
             <w:pPr>
               <w:pStyle w:val="Compact"/>
+              <w:spacing w:before="0" w:after="0" w:line="240" w:lineRule="auto"/>
             </w:pPr>
             <w:r>
               <w:t xml:space="preserve">Основний об’єкт</w:t>
@@ -3436,6 +3469,7 @@
           <w:p>
             <w:pPr>
               <w:pStyle w:val="Compact"/>
+              <w:spacing w:before="0" w:after="0" w:line="240" w:lineRule="auto"/>
             </w:pPr>
             <w:r>
               <w:t xml:space="preserve">Додаткове завдання</w:t>
@@ -3449,6 +3483,7 @@
           <w:p>
             <w:pPr>
               <w:pStyle w:val="Compact"/>
+              <w:spacing w:before="0" w:after="0" w:line="240" w:lineRule="auto"/>
             </w:pPr>
             <w:r>
               <w:t xml:space="preserve">1</w:t>
@@ -3460,6 +3495,7 @@
           <w:p>
             <w:pPr>
               <w:pStyle w:val="Compact"/>
+              <w:spacing w:before="0" w:after="0" w:line="240" w:lineRule="auto"/>
             </w:pPr>
             <w:r>
               <w:t xml:space="preserve">Рекурсивний обхід дерева каталогів із підрахунком обсягу</w:t>
@@ -3471,6 +3507,7 @@
           <w:p>
             <w:pPr>
               <w:pStyle w:val="Compact"/>
+              <w:spacing w:before="0" w:after="0" w:line="240" w:lineRule="auto"/>
             </w:pPr>
             <w:r>
               <w:rPr>
@@ -3485,6 +3522,7 @@
           <w:p>
             <w:pPr>
               <w:pStyle w:val="Compact"/>
+              <w:spacing w:before="0" w:after="0" w:line="240" w:lineRule="auto"/>
             </w:pPr>
             <w:r>
               <w:t xml:space="preserve">Пояснити, чому рекурсію реалізують окремою процедурою</w:t>
@@ -3498,6 +3536,7 @@
           <w:p>
             <w:pPr>
               <w:pStyle w:val="Compact"/>
+              <w:spacing w:before="0" w:after="0" w:line="240" w:lineRule="auto"/>
             </w:pPr>
             <w:r>
               <w:t xml:space="preserve">2</w:t>
@@ -3509,6 +3548,7 @@
           <w:p>
             <w:pPr>
               <w:pStyle w:val="Compact"/>
+              <w:spacing w:before="0" w:after="0" w:line="240" w:lineRule="auto"/>
             </w:pPr>
             <w:r>
               <w:t xml:space="preserve">Створення ярлика на навчальний каталог із описом</w:t>
@@ -3520,6 +3560,7 @@
           <w:p>
             <w:pPr>
               <w:pStyle w:val="Compact"/>
+              <w:spacing w:before="0" w:after="0" w:line="240" w:lineRule="auto"/>
             </w:pPr>
             <w:r>
               <w:rPr>
@@ -3534,6 +3575,7 @@
           <w:p>
             <w:pPr>
               <w:pStyle w:val="Compact"/>
+              <w:spacing w:before="0" w:after="0" w:line="240" w:lineRule="auto"/>
             </w:pPr>
             <w:r>
               <w:t xml:space="preserve">Показати, які ще властивості має об’єкт ярлика</w:t>
@@ -3547,6 +3589,7 @@
           <w:p>
             <w:pPr>
               <w:pStyle w:val="Compact"/>
+              <w:spacing w:before="0" w:after="0" w:line="240" w:lineRule="auto"/>
             </w:pPr>
             <w:r>
               <w:t xml:space="preserve">3</w:t>
@@ -3558,6 +3601,7 @@
           <w:p>
             <w:pPr>
               <w:pStyle w:val="Compact"/>
+              <w:spacing w:before="0" w:after="0" w:line="240" w:lineRule="auto"/>
             </w:pPr>
             <w:r>
               <w:t xml:space="preserve">Перелік запущених процесів із обсягом пам’яті</w:t>
@@ -3569,6 +3613,7 @@
           <w:p>
             <w:pPr>
               <w:pStyle w:val="Compact"/>
+              <w:spacing w:before="0" w:after="0" w:line="240" w:lineRule="auto"/>
             </w:pPr>
             <w:r>
               <w:t xml:space="preserve">WMI</w:t>
@@ -3580,6 +3625,7 @@
           <w:p>
             <w:pPr>
               <w:pStyle w:val="Compact"/>
+              <w:spacing w:before="0" w:after="0" w:line="240" w:lineRule="auto"/>
             </w:pPr>
             <w:r>
               <w:t xml:space="preserve">Порівняти вивід із</w:t>
@@ -3602,6 +3648,7 @@
           <w:p>
             <w:pPr>
               <w:pStyle w:val="Compact"/>
+              <w:spacing w:before="0" w:after="0" w:line="240" w:lineRule="auto"/>
             </w:pPr>
             <w:r>
               <w:t xml:space="preserve">4</w:t>
@@ -3613,6 +3660,7 @@
           <w:p>
             <w:pPr>
               <w:pStyle w:val="Compact"/>
+              <w:spacing w:before="0" w:after="0" w:line="240" w:lineRule="auto"/>
             </w:pPr>
             <w:r>
               <w:t xml:space="preserve">Копіювання файлів за маскою з журналом операцій</w:t>
@@ -3624,6 +3672,7 @@
           <w:p>
             <w:pPr>
               <w:pStyle w:val="Compact"/>
+              <w:spacing w:before="0" w:after="0" w:line="240" w:lineRule="auto"/>
             </w:pPr>
             <w:r>
               <w:rPr>
@@ -3638,6 +3687,7 @@
           <w:p>
             <w:pPr>
               <w:pStyle w:val="Compact"/>
+              <w:spacing w:before="0" w:after="0" w:line="240" w:lineRule="auto"/>
             </w:pPr>
             <w:r>
               <w:t xml:space="preserve">Обробити випадок, коли файл-приймач уже існує</w:t>
@@ -3651,6 +3701,7 @@
           <w:p>
             <w:pPr>
               <w:pStyle w:val="Compact"/>
+              <w:spacing w:before="0" w:after="0" w:line="240" w:lineRule="auto"/>
             </w:pPr>
             <w:r>
               <w:t xml:space="preserve">5</w:t>
@@ -3662,6 +3713,7 @@
           <w:p>
             <w:pPr>
               <w:pStyle w:val="Compact"/>
+              <w:spacing w:before="0" w:after="0" w:line="240" w:lineRule="auto"/>
             </w:pPr>
             <w:r>
               <w:t xml:space="preserve">Паспорт комп’ютера: ОС, пам’ять, процесор, диски</w:t>
@@ -3673,6 +3725,7 @@
           <w:p>
             <w:pPr>
               <w:pStyle w:val="Compact"/>
+              <w:spacing w:before="0" w:after="0" w:line="240" w:lineRule="auto"/>
             </w:pPr>
             <w:r>
               <w:t xml:space="preserve">WMI</w:t>
@@ -3684,6 +3737,7 @@
           <w:p>
             <w:pPr>
               <w:pStyle w:val="Compact"/>
+              <w:spacing w:before="0" w:after="0" w:line="240" w:lineRule="auto"/>
             </w:pPr>
             <w:r>
               <w:t xml:space="preserve">Додати відомості про час роботи системи</w:t>
@@ -3697,6 +3751,7 @@
           <w:p>
             <w:pPr>
               <w:pStyle w:val="Compact"/>
+              <w:spacing w:before="0" w:after="0" w:line="240" w:lineRule="auto"/>
             </w:pPr>
             <w:r>
               <w:t xml:space="preserve">6</w:t>
@@ -3708,6 +3763,7 @@
           <w:p>
             <w:pPr>
               <w:pStyle w:val="Compact"/>
+              <w:spacing w:before="0" w:after="0" w:line="240" w:lineRule="auto"/>
             </w:pPr>
             <w:r>
               <w:t xml:space="preserve">Перелік логічних дисків із вільним місцем у відсотках</w:t>
@@ -3719,6 +3775,7 @@
           <w:p>
             <w:pPr>
               <w:pStyle w:val="Compact"/>
+              <w:spacing w:before="0" w:after="0" w:line="240" w:lineRule="auto"/>
             </w:pPr>
             <w:r>
               <w:rPr>
@@ -3733,6 +3790,7 @@
           <w:p>
             <w:pPr>
               <w:pStyle w:val="Compact"/>
+              <w:spacing w:before="0" w:after="0" w:line="240" w:lineRule="auto"/>
             </w:pPr>
             <w:r>
               <w:t xml:space="preserve">Пояснити, чому мережевий диск може бути недоступний</w:t>
@@ -3746,6 +3804,7 @@
           <w:p>
             <w:pPr>
               <w:pStyle w:val="Compact"/>
+              <w:spacing w:before="0" w:after="0" w:line="240" w:lineRule="auto"/>
             </w:pPr>
             <w:r>
               <w:t xml:space="preserve">7</w:t>
@@ -3757,6 +3816,7 @@
           <w:p>
             <w:pPr>
               <w:pStyle w:val="Compact"/>
+              <w:spacing w:before="0" w:after="0" w:line="240" w:lineRule="auto"/>
             </w:pPr>
             <w:r>
               <w:t xml:space="preserve">Пошук файлів, більших за задану кількість байтів</w:t>
@@ -3768,6 +3828,7 @@
           <w:p>
             <w:pPr>
               <w:pStyle w:val="Compact"/>
+              <w:spacing w:before="0" w:after="0" w:line="240" w:lineRule="auto"/>
             </w:pPr>
             <w:r>
               <w:rPr>
@@ -3782,6 +3843,7 @@
           <w:p>
             <w:pPr>
               <w:pStyle w:val="Compact"/>
+              <w:spacing w:before="0" w:after="0" w:line="240" w:lineRule="auto"/>
             </w:pPr>
             <w:r>
               <w:t xml:space="preserve">Вивести п’ять найбільших файлів у порядку спадання</w:t>
@@ -3795,6 +3857,7 @@
           <w:p>
             <w:pPr>
               <w:pStyle w:val="Compact"/>
+              <w:spacing w:before="0" w:after="0" w:line="240" w:lineRule="auto"/>
             </w:pPr>
             <w:r>
               <w:t xml:space="preserve">8</w:t>
@@ -3806,6 +3869,7 @@
           <w:p>
             <w:pPr>
               <w:pStyle w:val="Compact"/>
+              <w:spacing w:before="0" w:after="0" w:line="240" w:lineRule="auto"/>
             </w:pPr>
             <w:r>
               <w:t xml:space="preserve">Перегляд і зміна змінної середовища користувача</w:t>
@@ -3817,6 +3881,7 @@
           <w:p>
             <w:pPr>
               <w:pStyle w:val="Compact"/>
+              <w:spacing w:before="0" w:after="0" w:line="240" w:lineRule="auto"/>
             </w:pPr>
             <w:r>
               <w:rPr>
@@ -3831,6 +3896,7 @@
           <w:p>
             <w:pPr>
               <w:pStyle w:val="Compact"/>
+              <w:spacing w:before="0" w:after="0" w:line="240" w:lineRule="auto"/>
             </w:pPr>
             <w:r>
               <w:t xml:space="preserve">Пояснити різницю областей</w:t>
@@ -3877,6 +3943,7 @@
           <w:p>
             <w:pPr>
               <w:pStyle w:val="Compact"/>
+              <w:spacing w:before="0" w:after="0" w:line="240" w:lineRule="auto"/>
             </w:pPr>
             <w:r>
               <w:t xml:space="preserve">9</w:t>
@@ -3888,6 +3955,7 @@
           <w:p>
             <w:pPr>
               <w:pStyle w:val="Compact"/>
+              <w:spacing w:before="0" w:after="0" w:line="240" w:lineRule="auto"/>
             </w:pPr>
             <w:r>
               <w:t xml:space="preserve">Запуск програми з очікуванням і аналізом коду виходу</w:t>
@@ -3899,6 +3967,7 @@
           <w:p>
             <w:pPr>
               <w:pStyle w:val="Compact"/>
+              <w:spacing w:before="0" w:after="0" w:line="240" w:lineRule="auto"/>
             </w:pPr>
             <w:r>
               <w:rPr>
@@ -3913,6 +3982,7 @@
           <w:p>
             <w:pPr>
               <w:pStyle w:val="Compact"/>
+              <w:spacing w:before="0" w:after="0" w:line="240" w:lineRule="auto"/>
             </w:pPr>
             <w:r>
               <w:t xml:space="preserve">Показати, чим</w:t>
@@ -3950,6 +4020,7 @@
           <w:p>
             <w:pPr>
               <w:pStyle w:val="Compact"/>
+              <w:spacing w:before="0" w:after="0" w:line="240" w:lineRule="auto"/>
             </w:pPr>
             <w:r>
               <w:t xml:space="preserve">10</w:t>
@@ -3961,6 +4032,7 @@
           <w:p>
             <w:pPr>
               <w:pStyle w:val="Compact"/>
+              <w:spacing w:before="0" w:after="0" w:line="240" w:lineRule="auto"/>
             </w:pPr>
             <w:r>
               <w:t xml:space="preserve">Формування звіту про служби, що виконуються</w:t>
@@ -3972,6 +4044,7 @@
           <w:p>
             <w:pPr>
               <w:pStyle w:val="Compact"/>
+              <w:spacing w:before="0" w:after="0" w:line="240" w:lineRule="auto"/>
             </w:pPr>
             <w:r>
               <w:t xml:space="preserve">WMI</w:t>
@@ -3983,6 +4056,7 @@
           <w:p>
             <w:pPr>
               <w:pStyle w:val="Compact"/>
+              <w:spacing w:before="0" w:after="0" w:line="240" w:lineRule="auto"/>
             </w:pPr>
             <w:r>
               <w:t xml:space="preserve">Відібрати лише служби з автоматичним запуском</w:t>
@@ -3996,6 +4070,7 @@
           <w:p>
             <w:pPr>
               <w:pStyle w:val="Compact"/>
+              <w:spacing w:before="0" w:after="0" w:line="240" w:lineRule="auto"/>
             </w:pPr>
             <w:r>
               <w:t xml:space="preserve">11</w:t>
@@ -4007,6 +4082,7 @@
           <w:p>
             <w:pPr>
               <w:pStyle w:val="Compact"/>
+              <w:spacing w:before="0" w:after="0" w:line="240" w:lineRule="auto"/>
             </w:pPr>
             <w:r>
               <w:t xml:space="preserve">Очищення каталогу від файлів, старших за N днів</w:t>
@@ -4018,6 +4094,7 @@
           <w:p>
             <w:pPr>
               <w:pStyle w:val="Compact"/>
+              <w:spacing w:before="0" w:after="0" w:line="240" w:lineRule="auto"/>
             </w:pPr>
             <w:r>
               <w:rPr>
@@ -4032,6 +4109,7 @@
           <w:p>
             <w:pPr>
               <w:pStyle w:val="Compact"/>
+              <w:spacing w:before="0" w:after="0" w:line="240" w:lineRule="auto"/>
             </w:pPr>
             <w:r>
               <w:t xml:space="preserve">Реалізувати режим попереднього перегляду</w:t>
@@ -4045,6 +4123,7 @@
           <w:p>
             <w:pPr>
               <w:pStyle w:val="Compact"/>
+              <w:spacing w:before="0" w:after="0" w:line="240" w:lineRule="auto"/>
             </w:pPr>
             <w:r>
               <w:t xml:space="preserve">12</w:t>
@@ -4056,6 +4135,7 @@
           <w:p>
             <w:pPr>
               <w:pStyle w:val="Compact"/>
+              <w:spacing w:before="0" w:after="0" w:line="240" w:lineRule="auto"/>
             </w:pPr>
             <w:r>
               <w:t xml:space="preserve">Перейменування файлів за шаблоном «дата_ім’я»</w:t>
@@ -4067,6 +4147,7 @@
           <w:p>
             <w:pPr>
               <w:pStyle w:val="Compact"/>
+              <w:spacing w:before="0" w:after="0" w:line="240" w:lineRule="auto"/>
             </w:pPr>
             <w:r>
               <w:rPr>
@@ -4081,6 +4162,7 @@
           <w:p>
             <w:pPr>
               <w:pStyle w:val="Compact"/>
+              <w:spacing w:before="0" w:after="0" w:line="240" w:lineRule="auto"/>
             </w:pPr>
             <w:r>
               <w:t xml:space="preserve">Обробити файли без розширення</w:t>
@@ -4094,6 +4176,7 @@
           <w:p>
             <w:pPr>
               <w:pStyle w:val="Compact"/>
+              <w:spacing w:before="0" w:after="0" w:line="240" w:lineRule="auto"/>
             </w:pPr>
             <w:r>
               <w:t xml:space="preserve">13</w:t>
@@ -4105,6 +4188,7 @@
           <w:p>
             <w:pPr>
               <w:pStyle w:val="Compact"/>
+              <w:spacing w:before="0" w:after="0" w:line="240" w:lineRule="auto"/>
             </w:pPr>
             <w:r>
               <w:t xml:space="preserve">Відомості про мережеве оточення й підключені диски</w:t>
@@ -4116,6 +4200,7 @@
           <w:p>
             <w:pPr>
               <w:pStyle w:val="Compact"/>
+              <w:spacing w:before="0" w:after="0" w:line="240" w:lineRule="auto"/>
             </w:pPr>
             <w:r>
               <w:rPr>
@@ -4130,6 +4215,7 @@
           <w:p>
             <w:pPr>
               <w:pStyle w:val="Compact"/>
+              <w:spacing w:before="0" w:after="0" w:line="240" w:lineRule="auto"/>
             </w:pPr>
             <w:r>
               <w:t xml:space="preserve">Підключити й відключити мережевий диск програмно</w:t>
@@ -4143,6 +4229,7 @@
           <w:p>
             <w:pPr>
               <w:pStyle w:val="Compact"/>
+              <w:spacing w:before="0" w:after="0" w:line="240" w:lineRule="auto"/>
             </w:pPr>
             <w:r>
               <w:t xml:space="preserve">14</w:t>
@@ -4154,6 +4241,7 @@
           <w:p>
             <w:pPr>
               <w:pStyle w:val="Compact"/>
+              <w:spacing w:before="0" w:after="0" w:line="240" w:lineRule="auto"/>
             </w:pPr>
             <w:r>
               <w:t xml:space="preserve">Читання й розбір текстового файлу з роздільниками</w:t>
@@ -4165,6 +4253,7 @@
           <w:p>
             <w:pPr>
               <w:pStyle w:val="Compact"/>
+              <w:spacing w:before="0" w:after="0" w:line="240" w:lineRule="auto"/>
             </w:pPr>
             <w:r>
               <w:rPr>
@@ -4179,6 +4268,7 @@
           <w:p>
             <w:pPr>
               <w:pStyle w:val="Compact"/>
+              <w:spacing w:before="0" w:after="0" w:line="240" w:lineRule="auto"/>
             </w:pPr>
             <w:r>
               <w:t xml:space="preserve">Підрахувати підсумки за числовим стовпцем</w:t>
@@ -4192,6 +4282,7 @@
           <w:p>
             <w:pPr>
               <w:pStyle w:val="Compact"/>
+              <w:spacing w:before="0" w:after="0" w:line="240" w:lineRule="auto"/>
             </w:pPr>
             <w:r>
               <w:t xml:space="preserve">15</w:t>
@@ -4203,6 +4294,7 @@
           <w:p>
             <w:pPr>
               <w:pStyle w:val="Compact"/>
+              <w:spacing w:before="0" w:after="0" w:line="240" w:lineRule="auto"/>
             </w:pPr>
             <w:r>
               <w:t xml:space="preserve">Порівняння двох каталогів за іменами й розмірами</w:t>
@@ -4214,6 +4306,7 @@
           <w:p>
             <w:pPr>
               <w:pStyle w:val="Compact"/>
+              <w:spacing w:before="0" w:after="0" w:line="240" w:lineRule="auto"/>
             </w:pPr>
             <w:r>
               <w:rPr>
@@ -4228,6 +4321,7 @@
           <w:p>
             <w:pPr>
               <w:pStyle w:val="Compact"/>
+              <w:spacing w:before="0" w:after="0" w:line="240" w:lineRule="auto"/>
             </w:pPr>
             <w:r>
               <w:t xml:space="preserve">Вивести окремо файли, що відрізняються розміром</w:t>
@@ -4241,6 +4335,7 @@
           <w:p>
             <w:pPr>
               <w:pStyle w:val="Compact"/>
+              <w:spacing w:before="0" w:after="0" w:line="240" w:lineRule="auto"/>
             </w:pPr>
             <w:r>
               <w:t xml:space="preserve">16</w:t>
@@ -4252,6 +4347,7 @@
           <w:p>
             <w:pPr>
               <w:pStyle w:val="Compact"/>
+              <w:spacing w:before="0" w:after="0" w:line="240" w:lineRule="auto"/>
             </w:pPr>
             <w:r>
               <w:t xml:space="preserve">Перелік встановлених оновлень системи</w:t>
@@ -4263,6 +4359,7 @@
           <w:p>
             <w:pPr>
               <w:pStyle w:val="Compact"/>
+              <w:spacing w:before="0" w:after="0" w:line="240" w:lineRule="auto"/>
             </w:pPr>
             <w:r>
               <w:t xml:space="preserve">WMI</w:t>
@@ -4274,6 +4371,7 @@
           <w:p>
             <w:pPr>
               <w:pStyle w:val="Compact"/>
+              <w:spacing w:before="0" w:after="0" w:line="240" w:lineRule="auto"/>
             </w:pPr>
             <w:r>
               <w:t xml:space="preserve">Пояснити, чому запит виконується повільно</w:t>
@@ -4287,6 +4385,7 @@
           <w:p>
             <w:pPr>
               <w:pStyle w:val="Compact"/>
+              <w:spacing w:before="0" w:after="0" w:line="240" w:lineRule="auto"/>
             </w:pPr>
             <w:r>
               <w:t xml:space="preserve">17</w:t>
@@ -4298,6 +4397,7 @@
           <w:p>
             <w:pPr>
               <w:pStyle w:val="Compact"/>
+              <w:spacing w:before="0" w:after="0" w:line="240" w:lineRule="auto"/>
             </w:pPr>
             <w:r>
               <w:t xml:space="preserve">Створення структури каталогів за описом із файлу</w:t>
@@ -4309,6 +4409,7 @@
           <w:p>
             <w:pPr>
               <w:pStyle w:val="Compact"/>
+              <w:spacing w:before="0" w:after="0" w:line="240" w:lineRule="auto"/>
             </w:pPr>
             <w:r>
               <w:rPr>
@@ -4323,6 +4424,7 @@
           <w:p>
             <w:pPr>
               <w:pStyle w:val="Compact"/>
+              <w:spacing w:before="0" w:after="0" w:line="240" w:lineRule="auto"/>
             </w:pPr>
             <w:r>
               <w:t xml:space="preserve">Додати перевірку коректності рядків опису</w:t>
@@ -4336,6 +4438,7 @@
           <w:p>
             <w:pPr>
               <w:pStyle w:val="Compact"/>
+              <w:spacing w:before="0" w:after="0" w:line="240" w:lineRule="auto"/>
             </w:pPr>
             <w:r>
               <w:t xml:space="preserve">18</w:t>
@@ -4347,6 +4450,7 @@
           <w:p>
             <w:pPr>
               <w:pStyle w:val="Compact"/>
+              <w:spacing w:before="0" w:after="0" w:line="240" w:lineRule="auto"/>
             </w:pPr>
             <w:r>
               <w:t xml:space="preserve">Діалог із користувачем через</w:t>
@@ -4382,6 +4486,7 @@
           <w:p>
             <w:pPr>
               <w:pStyle w:val="Compact"/>
+              <w:spacing w:before="0" w:after="0" w:line="240" w:lineRule="auto"/>
             </w:pPr>
             <w:r>
               <w:rPr>
@@ -4396,6 +4501,7 @@
           <w:p>
             <w:pPr>
               <w:pStyle w:val="Compact"/>
+              <w:spacing w:before="0" w:after="0" w:line="240" w:lineRule="auto"/>
             </w:pPr>
             <w:r>
               <w:t xml:space="preserve">Пояснити, чому такий сценарій не годиться для планувальника</w:t>
@@ -4409,6 +4515,7 @@
           <w:p>
             <w:pPr>
               <w:pStyle w:val="Compact"/>
+              <w:spacing w:before="0" w:after="0" w:line="240" w:lineRule="auto"/>
             </w:pPr>
             <w:r>
               <w:t xml:space="preserve">19</w:t>
@@ -4420,6 +4527,7 @@
           <w:p>
             <w:pPr>
               <w:pStyle w:val="Compact"/>
+              <w:spacing w:before="0" w:after="0" w:line="240" w:lineRule="auto"/>
             </w:pPr>
             <w:r>
               <w:t xml:space="preserve">Журнал запусків сценарію з іменем користувача й часом</w:t>
@@ -4431,6 +4539,7 @@
           <w:p>
             <w:pPr>
               <w:pStyle w:val="Compact"/>
+              <w:spacing w:before="0" w:after="0" w:line="240" w:lineRule="auto"/>
             </w:pPr>
             <w:r>
               <w:rPr>
@@ -4445,6 +4554,7 @@
           <w:p>
             <w:pPr>
               <w:pStyle w:val="Compact"/>
+              <w:spacing w:before="0" w:after="0" w:line="240" w:lineRule="auto"/>
             </w:pPr>
             <w:r>
               <w:t xml:space="preserve">Підрахувати кількість запусків за журналом</w:t>
@@ -4458,6 +4568,7 @@
           <w:p>
             <w:pPr>
               <w:pStyle w:val="Compact"/>
+              <w:spacing w:before="0" w:after="0" w:line="240" w:lineRule="auto"/>
             </w:pPr>
             <w:r>
               <w:t xml:space="preserve">20</w:t>
@@ -4469,6 +4580,7 @@
           <w:p>
             <w:pPr>
               <w:pStyle w:val="Compact"/>
+              <w:spacing w:before="0" w:after="0" w:line="240" w:lineRule="auto"/>
             </w:pPr>
             <w:r>
               <w:t xml:space="preserve">Архівування вмісту каталогу викликом зовнішньої утиліти</w:t>
@@ -4480,6 +4592,7 @@
           <w:p>
             <w:pPr>
               <w:pStyle w:val="Compact"/>
+              <w:spacing w:before="0" w:after="0" w:line="240" w:lineRule="auto"/>
             </w:pPr>
             <w:r>
               <w:rPr>
@@ -4494,6 +4607,7 @@
           <w:p>
             <w:pPr>
               <w:pStyle w:val="Compact"/>
+              <w:spacing w:before="0" w:after="0" w:line="240" w:lineRule="auto"/>
             </w:pPr>
             <w:r>
               <w:t xml:space="preserve">Перехопити вивід утиліти через</w:t>
@@ -5076,7 +5190,7 @@
     <w:multiLevelType w:val="multilevel"/>
     <w:lvl w:ilvl="0">
       <w:numFmt w:val="bullet"/>
-      <w:lvlText w:val="–"/>
+      <w:lvlText w:val=" "/>
       <w:lvlJc w:val="left"/>
       <w:pPr>
         <w:ind w:left="1134" w:hanging="425"/>
@@ -5084,7 +5198,7 @@
     </w:lvl>
     <w:lvl w:ilvl="1">
       <w:numFmt w:val="bullet"/>
-      <w:lvlText w:val="–"/>
+      <w:lvlText w:val=" "/>
       <w:lvlJc w:val="left"/>
       <w:pPr>
         <w:ind w:left="1701" w:hanging="425"/>
@@ -5092,7 +5206,7 @@
     </w:lvl>
     <w:lvl w:ilvl="2">
       <w:numFmt w:val="bullet"/>
-      <w:lvlText w:val="–"/>
+      <w:lvlText w:val=" "/>
       <w:lvlJc w:val="left"/>
       <w:pPr>
         <w:ind w:left="2268" w:hanging="425"/>
@@ -5100,7 +5214,7 @@
     </w:lvl>
     <w:lvl w:ilvl="3">
       <w:numFmt w:val="bullet"/>
-      <w:lvlText w:val="–"/>
+      <w:lvlText w:val=" "/>
       <w:lvlJc w:val="left"/>
       <w:pPr>
         <w:ind w:left="2835" w:hanging="425"/>
@@ -5108,7 +5222,7 @@
     </w:lvl>
     <w:lvl w:ilvl="4">
       <w:numFmt w:val="bullet"/>
-      <w:lvlText w:val="–"/>
+      <w:lvlText w:val=" "/>
       <w:lvlJc w:val="left"/>
       <w:pPr>
         <w:ind w:left="3402" w:hanging="425"/>
@@ -5116,7 +5230,7 @@
     </w:lvl>
     <w:lvl w:ilvl="5">
       <w:numFmt w:val="bullet"/>
-      <w:lvlText w:val="–"/>
+      <w:lvlText w:val=" "/>
       <w:lvlJc w:val="left"/>
       <w:pPr>
         <w:ind w:left="3969" w:hanging="425"/>
@@ -5124,7 +5238,7 @@
     </w:lvl>
     <w:lvl w:ilvl="6">
       <w:numFmt w:val="bullet"/>
-      <w:lvlText w:val="–"/>
+      <w:lvlText w:val=" "/>
       <w:lvlJc w:val="left"/>
       <w:pPr>
         <w:ind w:left="4536" w:hanging="425"/>
@@ -5132,7 +5246,7 @@
     </w:lvl>
     <w:lvl w:ilvl="7">
       <w:numFmt w:val="bullet"/>
-      <w:lvlText w:val="–"/>
+      <w:lvlText w:val=" "/>
       <w:lvlJc w:val="left"/>
       <w:pPr>
         <w:ind w:left="5103" w:hanging="425"/>
@@ -5140,7 +5254,7 @@
     </w:lvl>
     <w:lvl w:ilvl="8">
       <w:numFmt w:val="bullet"/>
-      <w:lvlText w:val="–"/>
+      <w:lvlText w:val=" "/>
       <w:lvlJc w:val="left"/>
       <w:pPr>
         <w:ind w:left="5670" w:hanging="425"/>
@@ -6173,6 +6287,31 @@
       </w:tblCellMar>
     </w:tblPr>
   </w:style>
+  <w:style w:customStyle="1" w:styleId="Conclusion" w:type="paragraph">
+    <w:name w:val="Conclusion"/>
+    <w:basedOn w:val="BodyText"/>
+    <w:next w:val="BodyText"/>
+    <w:qFormat/>
+    <w:pPr>
+      <w:keepNext/>
+      <w:spacing w:after="0" w:before="240" w:line="312" w:lineRule="auto"/>
+    </w:pPr>
+  </w:style>
+  <w:style w:styleId="Header" w:type="paragraph">
+    <w:name w:val="header"/>
+    <w:basedOn w:val="Normal"/>
+    <w:qFormat/>
+    <w:pPr>
+      <w:spacing w:after="0" w:before="0" w:line="240" w:lineRule="auto"/>
+      <w:ind w:firstLine="0"/>
+      <w:jc w:val="right"/>
+    </w:pPr>
+    <w:rPr>
+      <w:rFonts w:ascii="Times New Roman" w:cs="Times New Roman" w:eastAsia="Times New Roman" w:hAnsi="Times New Roman"/>
+      <w:sz w:val="28"/>
+      <w:szCs w:val="28"/>
+    </w:rPr>
+  </w:style>
   <w:style w:type="paragraph" w:customStyle="1" w:styleId="TableCaption">
     <w:name w:val="TableCaption"/>
     <w:basedOn w:val="BodyText"/>
